--- a/docs/docx/technical_documentation/02_TECHNICAL_SPECIFICATION.docx
+++ b/docs/docx/technical_documentation/02_TECHNICAL_SPECIFICATION.docx
@@ -42,7 +42,7 @@
         <w:t xml:space="preserve"> </w:t>
       </w:r>
       <w:r>
-        <w:t xml:space="preserve">3.10.523</w:t>
+        <w:t xml:space="preserve">3.10.696</w:t>
       </w:r>
       <w:r>
         <w:br/>
@@ -4116,7 +4116,7 @@
         </w:numPr>
       </w:pPr>
       <w:r>
-        <w:t xml:space="preserve">Документировать опасность необратимой записи источников при «Пропуск_строк_источника».</w:t>
+        <w:t xml:space="preserve">Не выполнять необратимую запись внешних источников при штатном сборе (discard); документировать «Пропуск_строк_источника».</w:t>
       </w:r>
     </w:p>
     <w:p>
@@ -4137,7 +4137,64 @@
         <w:t xml:space="preserve">libre_macros_sanitize_lib</w:t>
       </w:r>
       <w:r>
-        <w:t xml:space="preserve">) — по состоянию реализации; не считать полной песочницей.</w:t>
+        <w:t xml:space="preserve">) — fail-closed; не считать полной песочницей ОС.</w:t>
+      </w:r>
+    </w:p>
+    <w:p>
+      <w:pPr>
+        <w:pStyle w:val="Compact"/>
+        <w:numPr>
+          <w:ilvl w:val="0"/>
+          <w:numId w:val="1008"/>
+        </w:numPr>
+      </w:pPr>
+      <w:r>
+        <w:t xml:space="preserve">Pre-shell / «функция_плагин» — только при гейте env ↔ encrypted global.</w:t>
+      </w:r>
+    </w:p>
+    <w:p>
+      <w:pPr>
+        <w:pStyle w:val="Compact"/>
+        <w:numPr>
+          <w:ilvl w:val="0"/>
+          <w:numId w:val="1008"/>
+        </w:numPr>
+      </w:pPr>
+      <w:r>
+        <w:t xml:space="preserve">«Файлы-Источники» — доверенные корни (strict); доп. корни через env/global (</w:t>
+      </w:r>
+      <w:r>
+        <w:rPr>
+          <w:rStyle w:val="VerbatimChar"/>
+        </w:rPr>
+        <w:t xml:space="preserve">docs/19_SECURITY.md</w:t>
+      </w:r>
+      <w:r>
+        <w:t xml:space="preserve">).</w:t>
+      </w:r>
+    </w:p>
+    <w:p>
+      <w:pPr>
+        <w:pStyle w:val="Compact"/>
+        <w:numPr>
+          <w:ilvl w:val="0"/>
+          <w:numId w:val="1008"/>
+        </w:numPr>
+      </w:pPr>
+      <w:r>
+        <w:t xml:space="preserve">Штатный LDAP/AD в поставке отсутствует. Полный аудит:</w:t>
+      </w:r>
+      <w:r>
+        <w:t xml:space="preserve"> </w:t>
+      </w:r>
+      <w:r>
+        <w:rPr>
+          <w:rStyle w:val="VerbatimChar"/>
+        </w:rPr>
+        <w:t xml:space="preserve">docs/SECURITY_AUDIT.md</w:t>
+      </w:r>
+      <w:r>
+        <w:t xml:space="preserve">.</w:t>
       </w:r>
     </w:p>
     <w:bookmarkEnd w:id="32"/>
@@ -4321,7 +4378,7 @@
           <w:b/>
           <w:bCs/>
         </w:rPr>
-        <w:t xml:space="preserve">3.10.523</w:t>
+        <w:t xml:space="preserve">3.10.696</w:t>
       </w:r>
       <w:r>
         <w:t xml:space="preserve">.</w:t>
@@ -4510,7 +4567,7 @@
               <w:rPr>
                 <w:rStyle w:val="VerbatimChar"/>
               </w:rPr>
-              <w:t xml:space="preserve">MacroInstaller_bundled_3.10.523_*.ods</w:t>
+              <w:t xml:space="preserve">MacroInstaller_bundled_3.10.696_*.ods</w:t>
             </w:r>
           </w:p>
         </w:tc>
@@ -4615,7 +4672,7 @@
         </w:numPr>
       </w:pPr>
       <w:r>
-        <w:t xml:space="preserve">Установка макросов версии 3.10.523.</w:t>
+        <w:t xml:space="preserve">Установка макросов версии 3.10.696.</w:t>
       </w:r>
     </w:p>
     <w:p>
